--- a/testakten/versausgleich-haerte-bgh-schaefer-nuernberg/12_haerteeinwand_sachverhaltsstruktur.docx
+++ b/testakten/versausgleich-haerte-bgh-schaefer-nuernberg/12_haerteeinwand_sachverhaltsstruktur.docx
@@ -392,7 +392,7 @@
                 <w:rFonts w:ascii="Times New Roman" w:hAnsi="Times New Roman"/>
                 <w:sz w:val="20"/>
               </w:rPr>
-              <w:t>Privilegiertes Anfangsvermögen § 1374 Abs. 2 BGB</w:t>
+              <w:t>Privilegiertes Anfangsvermögen Paragraf 1374 Abs. 2 BGB</w:t>
             </w:r>
           </w:p>
         </w:tc>
@@ -944,7 +944,7 @@
                 <w:rFonts w:ascii="Times New Roman" w:hAnsi="Times New Roman"/>
                 <w:sz w:val="20"/>
               </w:rPr>
-              <w:t>Kein Härtegrund (BGH FamRZ 2018, 1418 — Krankheit nicht über § 27, sondern über § 23 oder §§ 33 ff. zu adressieren)</w:t>
+              <w:t>Kein Härtegrund (BGH FamRZ 2018, 1418 — Krankheit nicht über Paragraf 27, sondern über Paragraf 23 oder Paragrafen 33 ff. zu adressieren)</w:t>
             </w:r>
           </w:p>
         </w:tc>
@@ -1058,7 +1058,7 @@
                 <w:rFonts w:ascii="Times New Roman" w:hAnsi="Times New Roman"/>
                 <w:sz w:val="20"/>
               </w:rPr>
-              <w:t>§ 2, § 3 der Urkunde</w:t>
+              <w:t>Paragraf 2, Paragraf 3 der Urkunde</w:t>
             </w:r>
           </w:p>
         </w:tc>
@@ -1088,7 +1088,7 @@
                 <w:rFonts w:ascii="Times New Roman" w:hAnsi="Times New Roman"/>
                 <w:sz w:val="20"/>
               </w:rPr>
-              <w:t>ausdrücklich ausgenommen, § 8 der Urkunde</w:t>
+              <w:t>ausdrücklich ausgenommen, Paragraf 8 der Urkunde</w:t>
             </w:r>
           </w:p>
         </w:tc>
@@ -1102,7 +1102,7 @@
                 <w:rFonts w:ascii="Times New Roman" w:hAnsi="Times New Roman"/>
                 <w:sz w:val="20"/>
               </w:rPr>
-              <w:t>OLG hat § 8 nicht erwähnt</w:t>
+              <w:t>OLG hat Paragraf 8 nicht erwähnt</w:t>
             </w:r>
           </w:p>
         </w:tc>
@@ -1146,7 +1146,7 @@
                 <w:rFonts w:ascii="Times New Roman" w:hAnsi="Times New Roman"/>
                 <w:sz w:val="20"/>
               </w:rPr>
-              <w:t>Auslegungsfehler § 133 BGB</w:t>
+              <w:t>Auslegungsfehler Paragraf 133 BGB</w:t>
             </w:r>
           </w:p>
         </w:tc>
